--- a/input/E002 Kevin Roose/PAI E002 - Kevin Roose -Transcript for Hatch.docx
+++ b/input/E002 Kevin Roose/PAI E002 - Kevin Roose -Transcript for Hatch.docx
@@ -216,7 +216,6 @@
       <w:pPr>
         <w:spacing w:after="280" w:lineRule="auto"/>
         <w:rPr>
-          <w:strike w:val="1"/>
           <w:color w:val="a3a3a3"/>
           <w:sz w:val="24"/>
           <w:szCs w:val="24"/>
@@ -1621,7 +1620,6 @@
       <w:pPr>
         <w:spacing w:after="280" w:lineRule="auto"/>
         <w:rPr>
-          <w:strike w:val="1"/>
           <w:sz w:val="24"/>
           <w:szCs w:val="24"/>
         </w:rPr>
@@ -1982,7 +1980,6 @@
       <w:pPr>
         <w:spacing w:after="280" w:lineRule="auto"/>
         <w:rPr>
-          <w:strike w:val="1"/>
           <w:sz w:val="24"/>
           <w:szCs w:val="24"/>
         </w:rPr>
@@ -2136,7 +2133,6 @@
       <w:pPr>
         <w:spacing w:after="280" w:lineRule="auto"/>
         <w:rPr>
-          <w:strike w:val="1"/>
           <w:color w:val="a3a3a3"/>
           <w:sz w:val="24"/>
           <w:szCs w:val="24"/>
@@ -2177,7 +2173,6 @@
       <w:pPr>
         <w:spacing w:after="280" w:lineRule="auto"/>
         <w:rPr>
-          <w:strike w:val="1"/>
           <w:color w:val="a3a3a3"/>
           <w:sz w:val="24"/>
           <w:szCs w:val="24"/>
@@ -2408,7 +2403,6 @@
       <w:pPr>
         <w:spacing w:after="280" w:lineRule="auto"/>
         <w:rPr>
-          <w:strike w:val="1"/>
           <w:color w:val="a3a3a3"/>
           <w:sz w:val="24"/>
           <w:szCs w:val="24"/>
@@ -2681,7 +2675,6 @@
       <w:pPr>
         <w:spacing w:after="280" w:lineRule="auto"/>
         <w:rPr>
-          <w:strike w:val="1"/>
           <w:color w:val="a3a3a3"/>
           <w:sz w:val="24"/>
           <w:szCs w:val="24"/>
@@ -2733,7 +2726,6 @@
       <w:pPr>
         <w:spacing w:after="280" w:lineRule="auto"/>
         <w:rPr>
-          <w:strike w:val="1"/>
           <w:color w:val="a3a3a3"/>
           <w:sz w:val="24"/>
           <w:szCs w:val="24"/>
@@ -3375,7 +3367,6 @@
       <w:pPr>
         <w:spacing w:after="280" w:lineRule="auto"/>
         <w:rPr>
-          <w:strike w:val="1"/>
           <w:color w:val="a3a3a3"/>
           <w:sz w:val="24"/>
           <w:szCs w:val="24"/>
